--- a/docs/general-english/A2/release/EFDL-A2.1-EverydayLife-AnswerKey-u01-10.docx
+++ b/docs/general-english/A2/release/EFDL-A2.1-EverydayLife-AnswerKey-u01-10.docx
@@ -230,7 +230,7 @@
               <w:jc w:val="left"/>
             </w:pPr>
             <w:r>
-              <w:t xml:space="preserve">present simple</w:t>
+              <w:t xml:space="preserve">present simple, frequency adverbs</w:t>
             </w:r>
           </w:p>
         </w:tc>
@@ -296,7 +296,7 @@
               <w:jc w:val="left"/>
             </w:pPr>
             <w:r>
-              <w:t xml:space="preserve">there is/are</w:t>
+              <w:t xml:space="preserve">there is/are, some/any, much/many</w:t>
             </w:r>
           </w:p>
         </w:tc>
@@ -428,7 +428,7 @@
               <w:jc w:val="left"/>
             </w:pPr>
             <w:r>
-              <w:t xml:space="preserve">countable/uncountable</w:t>
+              <w:t xml:space="preserve">countable/uncountable, quantifiers, articles</w:t>
             </w:r>
           </w:p>
         </w:tc>
@@ -560,7 +560,7 @@
               <w:jc w:val="left"/>
             </w:pPr>
             <w:r>
-              <w:t xml:space="preserve">past simple - irregular verbs</w:t>
+              <w:t xml:space="preserve">past simple - irregular verbs, past time phrases</w:t>
             </w:r>
           </w:p>
         </w:tc>
@@ -692,7 +692,7 @@
               <w:jc w:val="left"/>
             </w:pPr>
             <w:r>
-              <w:t xml:space="preserve">can/can't</w:t>
+              <w:t xml:space="preserve">can/can't, could - ability and polite asks</w:t>
             </w:r>
           </w:p>
         </w:tc>
@@ -758,7 +758,7 @@
               <w:jc w:val="left"/>
             </w:pPr>
             <w:r>
-              <w:t xml:space="preserve">prepositions of place</w:t>
+              <w:t xml:space="preserve">prepositions of place, time and movement</w:t>
             </w:r>
           </w:p>
         </w:tc>
@@ -824,7 +824,7 @@
               <w:jc w:val="left"/>
             </w:pPr>
             <w:r>
-              <w:t xml:space="preserve">imperatives</w:t>
+              <w:t xml:space="preserve">imperatives, sequencers, adverbs of manner</w:t>
             </w:r>
           </w:p>
         </w:tc>
@@ -1916,7 +1916,7 @@
         </w:numPr>
       </w:pPr>
       <w:r>
-        <w:t xml:space="preserve">g · 2. b · 3. c · 4. d · 5. f · 6. a · 7. e</w:t>
+        <w:t xml:space="preserve">b · 2. f · 3. d · 4. a · 5. c · 6. h · 7. e</w:t>
       </w:r>
       <w:r>
         <w:t xml:space="preserve"> </w:t>
@@ -1932,7 +1932,7 @@
           <w:bCs/>
           <w:b/>
         </w:rPr>
-        <w:t xml:space="preserve">h)</w:t>
+        <w:t xml:space="preserve">g)</w:t>
       </w:r>
       <w:r>
         <w:t xml:space="preserve"> </w:t>
@@ -19500,7 +19500,7 @@
         </w:numPr>
       </w:pPr>
       <w:r>
-        <w:t xml:space="preserve">b · 2. d · 3. c · 4. a · 5. e · 6. f · 7. g</w:t>
+        <w:t xml:space="preserve">e · 2. b · 3. a · 4. h · 5. f · 6. g · 7. d</w:t>
       </w:r>
       <w:r>
         <w:t xml:space="preserve"> </w:t>
@@ -19516,7 +19516,7 @@
           <w:bCs/>
           <w:b/>
         </w:rPr>
-        <w:t xml:space="preserve">h)</w:t>
+        <w:t xml:space="preserve">c)</w:t>
       </w:r>
       <w:r>
         <w:t xml:space="preserve"> </w:t>
@@ -27821,7 +27821,7 @@
         </w:numPr>
       </w:pPr>
       <w:r>
-        <w:t xml:space="preserve">b · 2. c · 3. d · 4. a · 5. e · 6. f · 7. g</w:t>
+        <w:t xml:space="preserve">h · 2. e · 3. f · 4. g · 5. c · 6. a · 7. b</w:t>
       </w:r>
       <w:r>
         <w:t xml:space="preserve"> </w:t>
@@ -27837,7 +27837,7 @@
           <w:bCs/>
           <w:b/>
         </w:rPr>
-        <w:t xml:space="preserve">h)</w:t>
+        <w:t xml:space="preserve">d)</w:t>
       </w:r>
       <w:r>
         <w:t xml:space="preserve"> </w:t>
